--- a/Capstone_CA1_Proposal.docx
+++ b/Capstone_CA1_Proposal.docx
@@ -31,7 +31,19 @@
         <w:t>. This is a data driven approach for Property Investment Ltd.</w:t>
       </w:r>
     </w:p>
-    <w:p/>
+    <w:p>
+      <w:r>
+        <w:t xml:space="preserve">Github link: </w:t>
+      </w:r>
+      <w:hyperlink r:id="rId8" w:history="1">
+        <w:r>
+          <w:rPr>
+            <w:rStyle w:val="Hyperlink"/>
+          </w:rPr>
+          <w:t>https://github.com/CCTsba25038/Capstone-Project---2026</w:t>
+        </w:r>
+      </w:hyperlink>
+    </w:p>
     <w:p>
       <w:pPr>
         <w:rPr>
@@ -168,15 +180,7 @@
         <w:t xml:space="preserve"> resulted in landlords leaving the market. </w:t>
       </w:r>
       <w:r>
-        <w:t xml:space="preserve">These changes have been strict rent caps, longer-term tenancies and changes in terms of termination of contracts meaning that it is harder for the tenant to be evicted. Very good for renters but can be hard when landlords need to sell on the house or change rents </w:t>
-      </w:r>
-      <w:proofErr w:type="gramStart"/>
-      <w:r>
-        <w:t>in order to</w:t>
-      </w:r>
-      <w:proofErr w:type="gramEnd"/>
-      <w:r>
-        <w:t xml:space="preserve"> maintain repayments. This has forced landlords to look at the option of selling but the time in which you sell can have an impact on your return of investment. </w:t>
+        <w:t xml:space="preserve">These changes have been strict rent caps, longer-term tenancies and changes in terms of termination of contracts meaning that it is harder for the tenant to be evicted. Very good for renters but can be hard when landlords need to sell on the house or change rents in order to maintain repayments. This has forced landlords to look at the option of selling but the time in which you sell can have an impact on your return of investment. </w:t>
       </w:r>
       <w:r>
         <w:fldChar w:fldCharType="begin"/>
@@ -441,23 +445,7 @@
         <w:t>propertypriceregister.ie and</w:t>
       </w:r>
       <w:r>
-        <w:t xml:space="preserve"> along with any available dataset from the CSO on market trends during that </w:t>
-      </w:r>
-      <w:proofErr w:type="gramStart"/>
-      <w:r>
-        <w:t>time period</w:t>
-      </w:r>
-      <w:proofErr w:type="gramEnd"/>
-      <w:r>
-        <w:t xml:space="preserve">. I will identify a suitable dataset to use for this analysis; I will then clean this dataset and make it more useful for this analysis. Looking at the dataset, Eircode’s came in roughly in 2022. The property sales before this </w:t>
-      </w:r>
-      <w:proofErr w:type="gramStart"/>
-      <w:r>
-        <w:t>time period</w:t>
-      </w:r>
-      <w:proofErr w:type="gramEnd"/>
-      <w:r>
-        <w:t xml:space="preserve"> do not have any Eircode’s. To make my location analysis, I will derive the location from a town lookup learned from the 2022-2026 dataset and apply this to the 2015-2021 data. During this preparation step I will also look to remove any duplicate or any null values which have not disclosed the sales price.</w:t>
+        <w:t xml:space="preserve"> along with any available dataset from the CSO on market trends during that time period. I will identify a suitable dataset to use for this analysis; I will then clean this dataset and make it more useful for this analysis. Looking at the dataset, Eircode’s came in roughly in 2022. The property sales before this time period do not have any Eircode’s. To make my location analysis, I will derive the location from a town lookup learned from the 2022-2026 dataset and apply this to the 2015-2021 data. During this preparation step I will also look to remove any duplicate or any null values which have not disclosed the sales price.</w:t>
       </w:r>
     </w:p>
     <w:p>
@@ -488,21 +476,7 @@
         <w:rPr>
           <w:rFonts w:ascii="Aptos" w:hAnsi="Aptos"/>
         </w:rPr>
-        <w:t xml:space="preserve">(Duca, </w:t>
-      </w:r>
-      <w:proofErr w:type="spellStart"/>
-      <w:r>
-        <w:rPr>
-          <w:rFonts w:ascii="Aptos" w:hAnsi="Aptos"/>
-        </w:rPr>
-        <w:t>Muellbauer</w:t>
-      </w:r>
-      <w:proofErr w:type="spellEnd"/>
-      <w:r>
-        <w:rPr>
-          <w:rFonts w:ascii="Aptos" w:hAnsi="Aptos"/>
-        </w:rPr>
-        <w:t xml:space="preserve"> and Murphy, 2021; European Central Bank., 2023)</w:t>
+        <w:t>(Duca, Muellbauer and Murphy, 2021; European Central Bank., 2023)</w:t>
       </w:r>
       <w:r>
         <w:fldChar w:fldCharType="end"/>
@@ -1267,7 +1241,6 @@
                                 <w:spacing w:after="0" w:line="240" w:lineRule="auto"/>
                                 <w:jc w:val="center"/>
                               </w:pPr>
-                              <w:proofErr w:type="spellStart"/>
                               <w:r>
                                 <w:rPr>
                                   <w:rFonts w:ascii="Arial" w:hAnsi="Arial" w:cs="Arial"/>
@@ -1277,19 +1250,7 @@
                                   <w:sz w:val="21"/>
                                   <w:szCs w:val="21"/>
                                 </w:rPr>
-                                <w:t>Streamlit</w:t>
-                              </w:r>
-                              <w:proofErr w:type="spellEnd"/>
-                              <w:r>
-                                <w:rPr>
-                                  <w:rFonts w:ascii="Arial" w:hAnsi="Arial" w:cs="Arial"/>
-                                  <w:b/>
-                                  <w:bCs/>
-                                  <w:color w:val="3C3489"/>
-                                  <w:sz w:val="21"/>
-                                  <w:szCs w:val="21"/>
-                                </w:rPr>
-                                <w:t xml:space="preserve"> dashboard</w:t>
+                                <w:t>Streamlit dashboard</w:t>
                               </w:r>
                             </w:p>
                             <w:p>
@@ -1754,7 +1715,6 @@
                           <w:spacing w:after="0" w:line="240" w:lineRule="auto"/>
                           <w:jc w:val="center"/>
                         </w:pPr>
-                        <w:proofErr w:type="spellStart"/>
                         <w:r>
                           <w:rPr>
                             <w:rFonts w:ascii="Arial" w:hAnsi="Arial" w:cs="Arial"/>
@@ -1764,19 +1724,7 @@
                             <w:sz w:val="21"/>
                             <w:szCs w:val="21"/>
                           </w:rPr>
-                          <w:t>Streamlit</w:t>
-                        </w:r>
-                        <w:proofErr w:type="spellEnd"/>
-                        <w:r>
-                          <w:rPr>
-                            <w:rFonts w:ascii="Arial" w:hAnsi="Arial" w:cs="Arial"/>
-                            <w:b/>
-                            <w:bCs/>
-                            <w:color w:val="3C3489"/>
-                            <w:sz w:val="21"/>
-                            <w:szCs w:val="21"/>
-                          </w:rPr>
-                          <w:t xml:space="preserve"> dashboard</w:t>
+                          <w:t>Streamlit dashboard</w:t>
                         </w:r>
                       </w:p>
                       <w:p>
@@ -1906,11 +1854,9 @@
       <w:r>
         <w:t xml:space="preserve"> The firm has its own internal records for each of the 20 properties. This data includes when they were purchased, what price, and what location there are in along with other pieces of information such as area and number of rooms. The purple boxes represent what must be carried out on the data in other to extract a prediction model for Property Investment Ltd. The </w:t>
       </w:r>
-      <w:proofErr w:type="spellStart"/>
-      <w:r>
-        <w:t>streamlit</w:t>
-      </w:r>
-      <w:proofErr w:type="spellEnd"/>
+      <w:r>
+        <w:t>Streamlit</w:t>
+      </w:r>
       <w:r>
         <w:t xml:space="preserve"> or similar dashboard platform will provide a visual aid to the management of Property Investment Ltd., in terms of when would be best to sell each of their properties.</w:t>
       </w:r>
@@ -1940,27 +1886,11 @@
     </w:p>
     <w:p>
       <w:r>
-        <w:t xml:space="preserve">The two main sources of data for this model will be the company’s internal dataset regarding their 20-property </w:t>
-      </w:r>
-      <w:proofErr w:type="gramStart"/>
-      <w:r>
-        <w:t>portfolio</w:t>
-      </w:r>
-      <w:proofErr w:type="gramEnd"/>
-      <w:r>
-        <w:t xml:space="preserve"> and the residential property register from properypriceregister.ie. From this website I was able to download each year individually from 2015 to mid-2026. I will </w:t>
+        <w:t xml:space="preserve">The two main sources of data for this model will be the company’s internal dataset regarding their 20-property portfolio and the residential property register from properypriceregister.ie. From this website I was able to download each year individually from 2015 to mid-2026. I will </w:t>
       </w:r>
       <w:r>
         <w:lastRenderedPageBreak/>
-        <w:t xml:space="preserve">combine all these years into one dataset for ease of exploratory data analysis. The total rows of which will be well above the required 20,000 rows. It is roughly 74,000 rows of data during this </w:t>
-      </w:r>
-      <w:proofErr w:type="gramStart"/>
-      <w:r>
-        <w:t>time period</w:t>
-      </w:r>
-      <w:proofErr w:type="gramEnd"/>
-      <w:r>
-        <w:t xml:space="preserve">. The features of which include ‘Date of Sale’, ‘Address’, ‘County’, ‘Eircode’, ‘Price’ and ‘Description of Property’. </w:t>
+        <w:t xml:space="preserve">combine all these years into one dataset for ease of exploratory data analysis. The total rows of which will be well above the required 20,000 rows. It is roughly 74,000 rows of data during this time period. The features of which include ‘Date of Sale’, ‘Address’, ‘County’, ‘Eircode’, ‘Price’ and ‘Description of Property’. </w:t>
       </w:r>
     </w:p>
     <w:p>
@@ -1993,48 +1923,16 @@
     </w:p>
     <w:p>
       <w:r>
-        <w:t xml:space="preserve">The expectation out of this capstone project is to have a predicted timeline for when Property Investment Ltd., should sell each of its 20 properties </w:t>
-      </w:r>
-      <w:proofErr w:type="gramStart"/>
-      <w:r>
-        <w:t>in order to</w:t>
-      </w:r>
-      <w:proofErr w:type="gramEnd"/>
-      <w:r>
-        <w:t xml:space="preserve"> maximise returns and clear all monies owed by the company. </w:t>
-      </w:r>
-      <w:proofErr w:type="gramStart"/>
-      <w:r>
-        <w:t>In order to</w:t>
-      </w:r>
-      <w:proofErr w:type="gramEnd"/>
-      <w:r>
-        <w:t xml:space="preserve"> do this, the dataset will have to be cleaned, both the internal and that available from the CSO. Exploratory data analysis to be performed on the datasets. This data in turn will need to be trained on and tested using various models to evaluate the effectiveness of the models are predicting. The models such as Linear Regression (baseline), random forest and SARIMAX will be compared against each other using RMSE and MAE. For a model to be considered, it must at a minimum outperform the linear regression model. In other for the board of directors to make decisions, and as they are not data </w:t>
+        <w:t xml:space="preserve">The expectation out of this capstone project is to have a predicted timeline for when Property Investment Ltd., should sell each of its 20 properties in order to maximise returns and clear all monies owed by the company. In order to do this, the dataset will have to be cleaned, both the internal and that available from the CSO. Exploratory data analysis to be performed on the datasets. This data in turn will need to be trained on and tested using various models to evaluate the effectiveness of the models are predicting. The models such as Linear Regression (baseline), random forest and SARIMAX will be compared against each other using RMSE and MAE. For a model to be considered, it must at a minimum outperform the linear regression model. In other for the board of directors to make decisions, and as they are not data </w:t>
       </w:r>
       <w:r>
         <w:t>analysts</w:t>
       </w:r>
       <w:r>
-        <w:t xml:space="preserve">, the </w:t>
-      </w:r>
-      <w:proofErr w:type="gramStart"/>
-      <w:r>
-        <w:t>final outcome</w:t>
-      </w:r>
-      <w:proofErr w:type="gramEnd"/>
-      <w:r>
-        <w:t xml:space="preserve"> of this capstone project will be a dash</w:t>
-      </w:r>
-      <w:r>
-        <w:t xml:space="preserve">board. This dashboard will be a simple and clear visual that will give them a predicted timeline of when they should sell each property in the portfolio </w:t>
-      </w:r>
-      <w:proofErr w:type="gramStart"/>
-      <w:r>
-        <w:t>in order to</w:t>
-      </w:r>
-      <w:proofErr w:type="gramEnd"/>
-      <w:r>
-        <w:t xml:space="preserve"> maximise potential returns. </w:t>
+        <w:t>, the final outcome of this capstone project will be a dash</w:t>
+      </w:r>
+      <w:r>
+        <w:t xml:space="preserve">board. This dashboard will be a simple and clear visual that will give them a predicted timeline of when they should sell each property in the portfolio in order to maximise potential returns. </w:t>
       </w:r>
     </w:p>
     <w:p/>
@@ -2090,7 +1988,7 @@
                     <pic:cNvPicPr/>
                   </pic:nvPicPr>
                   <pic:blipFill>
-                    <a:blip r:embed="rId8"/>
+                    <a:blip r:embed="rId9"/>
                     <a:stretch>
                       <a:fillRect/>
                     </a:stretch>
@@ -2295,15 +2193,7 @@
         <w:fldChar w:fldCharType="separate"/>
       </w:r>
       <w:r>
-        <w:t xml:space="preserve">Duca, J.V., </w:t>
-      </w:r>
-      <w:proofErr w:type="spellStart"/>
-      <w:r>
-        <w:t>Muellbauer</w:t>
-      </w:r>
-      <w:proofErr w:type="spellEnd"/>
-      <w:r>
-        <w:t xml:space="preserve">, J. and Murphy, A. (2021) ‘What Drives House Price Cycles? International Experience and Policy Issues.’, </w:t>
+        <w:t xml:space="preserve">Duca, J.V., Muellbauer, J. and Murphy, A. (2021) ‘What Drives House Price Cycles? International Experience and Policy Issues.’, </w:t>
       </w:r>
       <w:r>
         <w:rPr>
@@ -2328,82 +2218,64 @@
           <w:i/>
           <w:iCs/>
         </w:rPr>
-        <w:t xml:space="preserve">House prices and ultra-low interest rates: exploring the </w:t>
-      </w:r>
-      <w:proofErr w:type="spellStart"/>
-      <w:proofErr w:type="gramStart"/>
+        <w:t>House prices and ultra-low interest rates: exploring the non linear nexus.</w:t>
+      </w:r>
+      <w:r>
+        <w:t xml:space="preserve"> LU: Publications Office. Available at: https://doi.org/10.2866/657427.</w:t>
+      </w:r>
+    </w:p>
+    <w:p>
+      <w:pPr>
+        <w:pStyle w:val="Bibliography"/>
+      </w:pPr>
+      <w:r>
+        <w:t xml:space="preserve">Fox, S. (2026) </w:t>
+      </w:r>
       <w:r>
         <w:rPr>
           <w:i/>
           <w:iCs/>
         </w:rPr>
-        <w:t>non linear</w:t>
-      </w:r>
-      <w:proofErr w:type="spellEnd"/>
-      <w:proofErr w:type="gramEnd"/>
+        <w:t>House prices rise again across Cork</w:t>
+      </w:r>
+      <w:r>
+        <w:t xml:space="preserve">, </w:t>
+      </w:r>
       <w:r>
         <w:rPr>
           <w:i/>
           <w:iCs/>
         </w:rPr>
-        <w:t xml:space="preserve"> nexus.</w:t>
-      </w:r>
-      <w:r>
-        <w:t xml:space="preserve"> LU: Publications Office. Available at: https://doi.org/10.2866/657427.</w:t>
+        <w:t>Cork Independent</w:t>
+      </w:r>
+      <w:r>
+        <w:t>. Available at: https://www.corkindependent.com/2026/06/23/house-prices-rise-again-across-cork/ (Accessed: 13 October 2026).</w:t>
       </w:r>
     </w:p>
     <w:p>
       <w:pPr>
         <w:pStyle w:val="Bibliography"/>
       </w:pPr>
-      <w:r>
-        <w:t xml:space="preserve">Fox, S. (2026) </w:t>
-      </w:r>
       <w:r>
         <w:rPr>
           <w:i/>
           <w:iCs/>
         </w:rPr>
-        <w:t>House prices rise again across Cork</w:t>
-      </w:r>
-      <w:r>
-        <w:t xml:space="preserve">, </w:t>
-      </w:r>
+        <w:t>Residential Property Prices Economy Ireland and the EU at 50 - Central Statistics Office</w:t>
+      </w:r>
+      <w:r>
+        <w:t xml:space="preserve"> (2023). CSO. Available at: https://www.cso.ie/en/releasesandpublications/ep/p-ieu50/irelandandtheeuat50/economy/residentialpropertyprices/ (Accessed: 17 October 2026).</w:t>
+      </w:r>
+    </w:p>
+    <w:p>
+      <w:pPr>
+        <w:pStyle w:val="Bibliography"/>
+      </w:pPr>
       <w:r>
         <w:rPr>
           <w:i/>
           <w:iCs/>
         </w:rPr>
-        <w:t>Cork Independent</w:t>
-      </w:r>
-      <w:r>
-        <w:t>. Available at: https://www.corkindependent.com/2026/06/23/house-prices-rise-again-across-cork/ (Accessed: 13 October 2026).</w:t>
-      </w:r>
-    </w:p>
-    <w:p>
-      <w:pPr>
-        <w:pStyle w:val="Bibliography"/>
-      </w:pPr>
-      <w:r>
-        <w:rPr>
-          <w:i/>
-          <w:iCs/>
-        </w:rPr>
-        <w:t>Residential Property Prices Economy Ireland and the EU at 50 - Central Statistics Office</w:t>
-      </w:r>
-      <w:r>
-        <w:t xml:space="preserve"> (2023). CSO. Available at: https://www.cso.ie/en/releasesandpublications/ep/p-ieu50/irelandandtheeuat50/economy/residentialpropertyprices/ (Accessed: 17 October 2026).</w:t>
-      </w:r>
-    </w:p>
-    <w:p>
-      <w:pPr>
-        <w:pStyle w:val="Bibliography"/>
-      </w:pPr>
-      <w:r>
-        <w:rPr>
-          <w:i/>
-          <w:iCs/>
-        </w:rPr>
         <w:t>Why So Many Landlords Are Selling in 2026 — And What It Means for the Market – Keane Thompson</w:t>
       </w:r>
       <w:r>
@@ -2462,7 +2334,7 @@
           <w:bCs/>
         </w:rPr>
       </w:pPr>
-      <w:hyperlink r:id="rId9" w:history="1">
+      <w:hyperlink r:id="rId10" w:history="1">
         <w:r>
           <w:rPr>
             <w:rStyle w:val="Hyperlink"/>
@@ -2496,7 +2368,7 @@
           <w:bCs/>
         </w:rPr>
       </w:pPr>
-      <w:hyperlink r:id="rId10" w:history="1">
+      <w:hyperlink r:id="rId11" w:history="1">
         <w:r>
           <w:rPr>
             <w:rStyle w:val="Hyperlink"/>
@@ -2516,7 +2388,7 @@
       </w:pPr>
     </w:p>
     <w:sectPr>
-      <w:headerReference w:type="default" r:id="rId11"/>
+      <w:headerReference w:type="default" r:id="rId12"/>
       <w:pgSz w:w="11906" w:h="16838"/>
       <w:pgMar w:top="1440" w:right="1440" w:bottom="1440" w:left="1440" w:header="708" w:footer="708" w:gutter="0"/>
       <w:cols w:space="708"/>
